--- a/proyectos/abaide-proyecto-final.docx
+++ b/proyectos/abaide-proyecto-final.docx
@@ -113,7 +113,7 @@
         <w:spacing w:after="120"/>
       </w:pPr>
       <w:r>
-        <w:t xml:space="preserve">Viernes 1, Word</w:t>
+        <w:t xml:space="preserve">Viernes 2 — proyecto final (examen). El viernes 1 solo preparas el caso anónimo.</w:t>
       </w:r>
     </w:p>
     <w:p>

--- a/proyectos/abaide-proyecto-final.docx
+++ b/proyectos/abaide-proyecto-final.docx
@@ -13,7 +13,7 @@
           <w:sz w:val="44"/>
           <w:szCs w:val="44"/>
         </w:rPr>
-        <w:t xml:space="preserve">Proyecto final — caso de practica</w:t>
+        <w:t xml:space="preserve">Proyecto final — caso de práctica</w:t>
       </w:r>
     </w:p>
     <w:p>
@@ -47,7 +47,7 @@
         <w:spacing w:after="120"/>
       </w:pPr>
       <w:r>
-        <w:t xml:space="preserve">Copia el prompt de abajo, pégalo en ChatGPT, luego el mismo texto en Claude. Los datos son ficticios (Planta Norte). No sustituyas con informacion real de tu empresa.</w:t>
+        <w:t xml:space="preserve">Copia el prompt de abajo, pégalo en ChatGPT, luego el mismo texto en Claude. Los datos son ficticios (Planta Norte). No sustituyas con información real de tu empresa.</w:t>
       </w:r>
     </w:p>
     <w:p>

--- a/proyectos/abaide-proyecto-final.docx
+++ b/proyectos/abaide-proyecto-final.docx
@@ -47,7 +47,7 @@
         <w:spacing w:after="120"/>
       </w:pPr>
       <w:r>
-        <w:t xml:space="preserve">Copia el prompt de abajo, pégalo en ChatGPT, luego el mismo texto en Claude. Los datos son ficticios (Planta Norte). No sustituyas con información real de tu empresa.</w:t>
+        <w:t xml:space="preserve">Copia el prompt de abajo, pégalo en ChatGPT, luego el mismo texto en Claude. Los datos son ficticios (Planta Central, Lote Norte, Cliente Alfa). No sustituyas con información real de Central de Ingenios.</w:t>
       </w:r>
     </w:p>
     <w:p>
@@ -135,7 +135,7 @@
         <w:spacing w:after="120"/>
       </w:pPr>
       <w:r>
-        <w:t xml:space="preserve">Rol: Eres un ejecutivo comercial B2B de productos industriales de alimento.</w:t>
+        <w:t xml:space="preserve">Rol: Eres un ejecutivo comercial B2B de productos del ingenio de práctica Planta Central.</w:t>
       </w:r>
     </w:p>
     <w:p>
